--- a/assets/downloads/Larson_HKPropel Access Copyright Page .docx
+++ b/assets/downloads/Larson_HKPropel Access Copyright Page .docx
@@ -34,7 +34,34 @@
           <w:sz w:val="24"/>
           <w:szCs w:val="24"/>
         </w:rPr>
-        <w:t>is published by Human Kinetics, Inc., and is delivered on HK</w:t>
+        <w:t xml:space="preserve">is published by Human </w:t>
+      </w:r>
+      <w:proofErr w:type="gramStart"/>
+      <w:r>
+        <w:rPr>
+          <w:rFonts w:ascii="Aptos" w:eastAsiaTheme="minorEastAsia" w:hAnsi="Aptos" w:cstheme="minorHAnsi"/>
+          <w:sz w:val="24"/>
+          <w:szCs w:val="24"/>
+        </w:rPr>
+        <w:t>Kinetics, Inc., and</w:t>
+      </w:r>
+      <w:proofErr w:type="gramEnd"/>
+      <w:r>
+        <w:rPr>
+          <w:rFonts w:ascii="Aptos" w:eastAsiaTheme="minorEastAsia" w:hAnsi="Aptos" w:cstheme="minorHAnsi"/>
+          <w:sz w:val="24"/>
+          <w:szCs w:val="24"/>
+        </w:rPr>
+        <w:t xml:space="preserve"> is delivered on </w:t>
+      </w:r>
+      <w:proofErr w:type="spellStart"/>
+      <w:r>
+        <w:rPr>
+          <w:rFonts w:ascii="Aptos" w:eastAsiaTheme="minorEastAsia" w:hAnsi="Aptos" w:cstheme="minorHAnsi"/>
+          <w:sz w:val="24"/>
+          <w:szCs w:val="24"/>
+        </w:rPr>
+        <w:t>HK</w:t>
       </w:r>
       <w:r>
         <w:rPr>
@@ -46,6 +73,7 @@
         </w:rPr>
         <w:t>Propel</w:t>
       </w:r>
+      <w:proofErr w:type="spellEnd"/>
       <w:r>
         <w:rPr>
           <w:rFonts w:ascii="Aptos" w:eastAsiaTheme="minorEastAsia" w:hAnsi="Aptos" w:cstheme="minorHAnsi"/>
@@ -86,146 +114,12 @@
         <w:t>.</w:t>
       </w:r>
     </w:p>
-    <w:p>
-      <w:pPr>
-        <w:spacing w:after="0" w:line="240" w:lineRule="auto"/>
-        <w:rPr>
-          <w:rFonts w:ascii="Aptos" w:eastAsiaTheme="minorEastAsia" w:hAnsi="Aptos" w:cstheme="minorHAnsi"/>
-          <w:sz w:val="24"/>
-          <w:szCs w:val="24"/>
-        </w:rPr>
-      </w:pPr>
-    </w:p>
     <w:bookmarkEnd w:id="0"/>
     <w:p>
       <w:pPr>
-        <w:pStyle w:val="Footer"/>
-        <w:rPr>
-          <w:rFonts w:ascii="Aptos" w:eastAsiaTheme="minorEastAsia" w:hAnsi="Aptos" w:cstheme="minorHAnsi"/>
-          <w:szCs w:val="24"/>
-        </w:rPr>
-      </w:pPr>
-      <w:r>
-        <w:rPr>
-          <w:rFonts w:ascii="Aptos" w:eastAsiaTheme="minorEastAsia" w:hAnsi="Aptos" w:cstheme="minorHAnsi"/>
-          <w:szCs w:val="24"/>
-        </w:rPr>
-        <w:t xml:space="preserve">[If the </w:t>
-      </w:r>
-      <w:r>
-        <w:rPr>
-          <w:rFonts w:ascii="Aptos" w:eastAsiaTheme="minorEastAsia" w:hAnsi="Aptos" w:cstheme="minorHAnsi"/>
-          <w:szCs w:val="24"/>
-        </w:rPr>
-        <w:t>HK</w:t>
-      </w:r>
-      <w:r>
-        <w:rPr>
-          <w:rFonts w:ascii="Aptos" w:eastAsiaTheme="minorEastAsia" w:hAnsi="Aptos" w:cstheme="minorHAnsi"/>
-          <w:i/>
-          <w:szCs w:val="24"/>
-        </w:rPr>
-        <w:t xml:space="preserve">Propel </w:t>
-      </w:r>
-      <w:r>
-        <w:rPr>
-          <w:rFonts w:ascii="Aptos" w:eastAsiaTheme="minorEastAsia" w:hAnsi="Aptos" w:cstheme="minorHAnsi"/>
-          <w:szCs w:val="24"/>
-        </w:rPr>
-        <w:t>Access</w:t>
-      </w:r>
-      <w:r>
-        <w:rPr>
-          <w:rFonts w:ascii="Aptos" w:eastAsiaTheme="minorEastAsia" w:hAnsi="Aptos" w:cstheme="minorHAnsi"/>
-          <w:szCs w:val="24"/>
-        </w:rPr>
-        <w:t xml:space="preserve"> is saleable</w:t>
-      </w:r>
-      <w:r>
-        <w:rPr>
-          <w:rFonts w:ascii="Aptos" w:eastAsiaTheme="minorEastAsia" w:hAnsi="Aptos" w:cstheme="minorHAnsi"/>
-          <w:szCs w:val="24"/>
-        </w:rPr>
-        <w:t xml:space="preserve"> separately</w:t>
-      </w:r>
-      <w:r>
-        <w:rPr>
-          <w:rFonts w:ascii="Aptos" w:eastAsiaTheme="minorEastAsia" w:hAnsi="Aptos" w:cstheme="minorHAnsi"/>
-          <w:szCs w:val="24"/>
-        </w:rPr>
-        <w:t xml:space="preserve">, include the saleable ISBN(s) here. There may be multiple versions of the product available, so you may need to list and describe multiple ISBNs. If the </w:t>
-      </w:r>
-      <w:r>
-        <w:rPr>
-          <w:rFonts w:ascii="Aptos" w:eastAsiaTheme="minorEastAsia" w:hAnsi="Aptos" w:cstheme="minorHAnsi"/>
-          <w:szCs w:val="24"/>
-        </w:rPr>
-        <w:t>HK</w:t>
-      </w:r>
-      <w:r>
-        <w:rPr>
-          <w:rFonts w:ascii="Aptos" w:eastAsiaTheme="minorEastAsia" w:hAnsi="Aptos" w:cstheme="minorHAnsi"/>
-          <w:i/>
-          <w:szCs w:val="24"/>
-        </w:rPr>
-        <w:t>Propel</w:t>
-      </w:r>
-      <w:r>
-        <w:rPr>
-          <w:rFonts w:ascii="Aptos" w:eastAsiaTheme="minorEastAsia" w:hAnsi="Aptos" w:cstheme="minorHAnsi"/>
-          <w:szCs w:val="24"/>
-        </w:rPr>
-        <w:t xml:space="preserve"> Access</w:t>
-      </w:r>
-      <w:r>
-        <w:rPr>
-          <w:rFonts w:ascii="Aptos" w:eastAsiaTheme="minorEastAsia" w:hAnsi="Aptos" w:cstheme="minorHAnsi"/>
-          <w:szCs w:val="24"/>
-        </w:rPr>
-        <w:t xml:space="preserve"> is not saleable, omit the following.  If you’re not sure, check with the Editorial Director for the division or the Director of Product Development.] </w:t>
-      </w:r>
-    </w:p>
-    <w:p>
-      <w:pPr>
-        <w:pStyle w:val="Footer"/>
-        <w:outlineLvl w:val="0"/>
-        <w:rPr>
-          <w:rFonts w:ascii="Aptos" w:eastAsiaTheme="minorEastAsia" w:hAnsi="Aptos" w:cstheme="minorHAnsi"/>
-          <w:szCs w:val="24"/>
-        </w:rPr>
-      </w:pPr>
-      <w:commentRangeStart w:id="1"/>
-      <w:r>
-        <w:rPr>
-          <w:rFonts w:ascii="Aptos" w:eastAsiaTheme="minorEastAsia" w:hAnsi="Aptos" w:cstheme="minorHAnsi"/>
-          <w:szCs w:val="24"/>
-        </w:rPr>
-        <w:t>ISBN: 978-</w:t>
-      </w:r>
-      <w:r>
-        <w:rPr>
-          <w:rFonts w:ascii="Aptos" w:eastAsiaTheme="minorEastAsia" w:hAnsi="Aptos" w:cstheme="minorHAnsi"/>
-          <w:color w:val="0000FF"/>
-          <w:szCs w:val="24"/>
-        </w:rPr>
-        <w:t>x-xxxx-xxxx-x</w:t>
-      </w:r>
-      <w:commentRangeEnd w:id="1"/>
-      <w:r>
-        <w:rPr>
-          <w:rStyle w:val="CommentReference"/>
-          <w:rFonts w:ascii="Aptos" w:eastAsiaTheme="minorEastAsia" w:hAnsi="Aptos" w:cstheme="minorHAnsi"/>
-          <w:sz w:val="24"/>
-          <w:szCs w:val="24"/>
-        </w:rPr>
-        <w:commentReference w:id="1"/>
-      </w:r>
-    </w:p>
-    <w:p>
-      <w:pPr>
-        <w:spacing w:after="0" w:line="240" w:lineRule="auto"/>
-        <w:rPr>
-          <w:rFonts w:ascii="Aptos" w:eastAsiaTheme="minorEastAsia" w:hAnsi="Aptos" w:cstheme="minorHAnsi"/>
+        <w:spacing w:after="0" w:line="240" w:lineRule="auto"/>
+        <w:rPr>
+          <w:rFonts w:ascii="Aptos" w:eastAsiaTheme="minorEastAsia" w:hAnsi="Aptos"/>
           <w:sz w:val="24"/>
           <w:szCs w:val="24"/>
         </w:rPr>
@@ -272,7 +166,7 @@
         </w:rPr>
         <w:t xml:space="preserve"> </w:t>
       </w:r>
-      <w:bookmarkStart w:id="2" w:name="_Hlk82612782"/>
+      <w:bookmarkStart w:id="1" w:name="_Hlk82612782"/>
       <w:r>
         <w:rPr>
           <w:rFonts w:ascii="Aptos" w:eastAsiaTheme="minorEastAsia" w:hAnsi="Aptos" w:cstheme="minorHAnsi"/>
@@ -281,7 +175,7 @@
         </w:rPr>
         <w:t xml:space="preserve">Human Kinetics, Inc. </w:t>
       </w:r>
-      <w:bookmarkEnd w:id="2"/>
+      <w:bookmarkEnd w:id="1"/>
     </w:p>
     <w:p>
       <w:pPr>
@@ -323,6 +217,7 @@
         </w:rPr>
         <w:t xml:space="preserve"> encourages authors to create new works, and promotes free speech. You agree that you will not use </w:t>
       </w:r>
+      <w:proofErr w:type="spellStart"/>
       <w:r>
         <w:rPr>
           <w:rStyle w:val="spellingerror"/>
@@ -339,6 +234,7 @@
         </w:rPr>
         <w:t>Propel</w:t>
       </w:r>
+      <w:proofErr w:type="spellEnd"/>
       <w:r>
         <w:rPr>
           <w:rStyle w:val="normaltextrun"/>
@@ -355,7 +251,7 @@
         </w:rPr>
         <w:t xml:space="preserve">if you do not accept the site’s </w:t>
       </w:r>
-      <w:hyperlink r:id="rId10">
+      <w:hyperlink r:id="rId6">
         <w:r>
           <w:rPr>
             <w:rStyle w:val="Hyperlink"/>
@@ -373,7 +269,7 @@
         </w:rPr>
         <w:t xml:space="preserve"> and </w:t>
       </w:r>
-      <w:hyperlink r:id="rId11">
+      <w:hyperlink r:id="rId7">
         <w:r>
           <w:rPr>
             <w:rStyle w:val="Hyperlink"/>
@@ -389,7 +285,23 @@
           <w:rStyle w:val="normaltextrun"/>
           <w:rFonts w:ascii="Aptos" w:eastAsiaTheme="minorEastAsia" w:hAnsi="Aptos" w:cstheme="minorHAnsi"/>
         </w:rPr>
-        <w:t>. By using the site and agreeing to these policies, terms, and conditions, you are supporting authors and allowing Human Kinetics to continue to publish and distribute works that increase the knowledge, enhance the performance, and improve the lives of people all over the world.</w:t>
+        <w:t xml:space="preserve">. By using the site and agreeing to these policies, terms, and conditions, you are supporting authors and allowing Human Kinetics to continue to publish and distribute works that increase </w:t>
+      </w:r>
+      <w:proofErr w:type="gramStart"/>
+      <w:r>
+        <w:rPr>
+          <w:rStyle w:val="normaltextrun"/>
+          <w:rFonts w:ascii="Aptos" w:eastAsiaTheme="minorEastAsia" w:hAnsi="Aptos" w:cstheme="minorHAnsi"/>
+        </w:rPr>
+        <w:t>the knowledge</w:t>
+      </w:r>
+      <w:proofErr w:type="gramEnd"/>
+      <w:r>
+        <w:rPr>
+          <w:rStyle w:val="normaltextrun"/>
+          <w:rFonts w:ascii="Aptos" w:eastAsiaTheme="minorEastAsia" w:hAnsi="Aptos" w:cstheme="minorHAnsi"/>
+        </w:rPr>
+        <w:t>, enhance the performance, and improve the lives of people all over the world.</w:t>
       </w:r>
     </w:p>
     <w:p>
@@ -449,7 +361,7 @@
         </w:rPr>
         <w:t xml:space="preserve">To report suspected copyright infringement of content published by Human Kinetics, contact us at </w:t>
       </w:r>
-      <w:hyperlink r:id="rId12" w:history="1">
+      <w:hyperlink r:id="rId8" w:history="1">
         <w:r>
           <w:rPr>
             <w:rStyle w:val="Hyperlink"/>
@@ -470,7 +382,7 @@
         </w:rPr>
         <w:t xml:space="preserve">. To request permission to legally reuse content published by Human Kinetics, please refer to the information at </w:t>
       </w:r>
-      <w:hyperlink r:id="rId13" w:history="1">
+      <w:hyperlink r:id="rId9" w:history="1">
         <w:r>
           <w:rPr>
             <w:rStyle w:val="Hyperlink"/>
@@ -506,15 +418,15 @@
       <w:pPr>
         <w:spacing w:after="0" w:line="240" w:lineRule="auto"/>
         <w:rPr>
-          <w:rFonts w:ascii="Aptos" w:eastAsiaTheme="minorEastAsia" w:hAnsi="Aptos" w:cstheme="minorHAnsi"/>
-          <w:sz w:val="24"/>
-          <w:szCs w:val="24"/>
-        </w:rPr>
-      </w:pPr>
-      <w:bookmarkStart w:id="3" w:name="_Hlk82612845"/>
-      <w:r>
-        <w:rPr>
-          <w:rFonts w:ascii="Aptos" w:eastAsiaTheme="minorEastAsia" w:hAnsi="Aptos" w:cstheme="minorHAnsi"/>
+          <w:rFonts w:ascii="Aptos" w:eastAsiaTheme="minorEastAsia" w:hAnsi="Aptos"/>
+          <w:sz w:val="24"/>
+          <w:szCs w:val="24"/>
+        </w:rPr>
+      </w:pPr>
+      <w:bookmarkStart w:id="2" w:name="_Hlk82612845"/>
+      <w:r>
+        <w:rPr>
+          <w:rFonts w:ascii="Aptos" w:eastAsiaTheme="minorEastAsia" w:hAnsi="Aptos"/>
           <w:sz w:val="24"/>
           <w:szCs w:val="24"/>
         </w:rPr>
@@ -522,79 +434,26 @@
       </w:r>
       <w:r>
         <w:rPr>
-          <w:rFonts w:ascii="Aptos" w:eastAsiaTheme="minorEastAsia" w:hAnsi="Aptos" w:cstheme="minorHAnsi"/>
+          <w:rFonts w:ascii="Aptos" w:eastAsiaTheme="minorEastAsia" w:hAnsi="Aptos"/>
           <w:sz w:val="24"/>
           <w:szCs w:val="24"/>
         </w:rPr>
         <w:t>Brittany Phillips</w:t>
       </w:r>
-    </w:p>
-    <w:bookmarkEnd w:id="3"/>
-    <w:p>
-      <w:pPr>
-        <w:spacing w:after="0" w:line="240" w:lineRule="auto"/>
-        <w:rPr>
-          <w:rFonts w:ascii="Aptos" w:eastAsiaTheme="minorEastAsia" w:hAnsi="Aptos" w:cstheme="minorHAnsi"/>
-          <w:color w:val="FF0000"/>
-          <w:sz w:val="24"/>
-          <w:szCs w:val="24"/>
-        </w:rPr>
-      </w:pPr>
-      <w:r>
-        <w:rPr>
-          <w:rFonts w:ascii="Aptos" w:eastAsiaTheme="minorEastAsia" w:hAnsi="Aptos" w:cstheme="minorHAnsi"/>
-          <w:sz w:val="24"/>
-          <w:szCs w:val="24"/>
-        </w:rPr>
-        <w:t xml:space="preserve">Writer: </w:t>
-      </w:r>
-      <w:commentRangeStart w:id="4"/>
-      <w:r>
-        <w:rPr>
-          <w:rFonts w:ascii="Aptos" w:eastAsiaTheme="minorEastAsia" w:hAnsi="Aptos" w:cstheme="minorHAnsi"/>
-          <w:sz w:val="24"/>
-          <w:szCs w:val="24"/>
-        </w:rPr>
-        <w:t>[</w:t>
-      </w:r>
-      <w:r>
-        <w:rPr>
-          <w:rFonts w:ascii="Aptos" w:eastAsiaTheme="minorEastAsia" w:hAnsi="Aptos" w:cstheme="minorHAnsi"/>
-          <w:sz w:val="24"/>
-          <w:szCs w:val="24"/>
-        </w:rPr>
-        <w:t xml:space="preserve">If the authors/editors/contributors were fully responsible for writing/updating the ancillary content, delete this line. If a work for hire (WFH) fully wrote/updated the ancillary, list that person’s name here. </w:t>
-      </w:r>
-      <w:r>
-        <w:rPr>
-          <w:rFonts w:ascii="Aptos" w:eastAsia="Times New Roman" w:hAnsi="Aptos"/>
-        </w:rPr>
-        <w:t>For subsequent editions, do not worry about acknowledging whoever might have worked on/wrote an earlier version of the ancillary. If a WFH wrote/updated the ancillary in combination with the authors/editors/contributors, list the WFH’s name here followed by “and chapter authors” (e.g., “Writer: Jane Smith and chapter authors”).]</w:t>
-      </w:r>
-      <w:commentRangeEnd w:id="4"/>
-      <w:r>
-        <w:rPr>
-          <w:rStyle w:val="CommentReference"/>
-          <w:rFonts w:ascii="Aptos" w:eastAsiaTheme="minorEastAsia" w:hAnsi="Aptos" w:cstheme="minorHAnsi"/>
-          <w:color w:val="FF0000"/>
-          <w:sz w:val="24"/>
-          <w:szCs w:val="24"/>
-        </w:rPr>
-        <w:commentReference w:id="4"/>
-      </w:r>
-    </w:p>
-    <w:p>
-      <w:pPr>
-        <w:spacing w:after="0" w:line="240" w:lineRule="auto"/>
-        <w:rPr>
-          <w:rFonts w:ascii="Aptos" w:eastAsiaTheme="minorEastAsia" w:hAnsi="Aptos" w:cstheme="minorHAnsi"/>
-          <w:sz w:val="24"/>
-          <w:szCs w:val="24"/>
-        </w:rPr>
-      </w:pPr>
-      <w:r>
-        <w:rPr>
-          <w:rFonts w:ascii="Aptos" w:eastAsiaTheme="minorEastAsia" w:hAnsi="Aptos" w:cstheme="minorHAnsi"/>
+      <w:bookmarkEnd w:id="2"/>
+    </w:p>
+    <w:p>
+      <w:pPr>
+        <w:spacing w:after="0" w:line="240" w:lineRule="auto"/>
+        <w:rPr>
+          <w:rFonts w:ascii="Aptos" w:eastAsiaTheme="minorEastAsia" w:hAnsi="Aptos"/>
+          <w:sz w:val="24"/>
+          <w:szCs w:val="24"/>
+        </w:rPr>
+      </w:pPr>
+      <w:r>
+        <w:rPr>
+          <w:rFonts w:ascii="Aptos" w:eastAsiaTheme="minorEastAsia" w:hAnsi="Aptos"/>
           <w:sz w:val="24"/>
           <w:szCs w:val="24"/>
         </w:rPr>
@@ -602,7 +461,7 @@
       </w:r>
       <w:r>
         <w:rPr>
-          <w:rFonts w:ascii="Aptos" w:eastAsiaTheme="minorEastAsia" w:hAnsi="Aptos" w:cstheme="minorHAnsi"/>
+          <w:rFonts w:ascii="Aptos" w:eastAsiaTheme="minorEastAsia" w:hAnsi="Aptos"/>
           <w:sz w:val="24"/>
           <w:szCs w:val="24"/>
         </w:rPr>
@@ -610,7 +469,7 @@
       </w:r>
       <w:r>
         <w:rPr>
-          <w:rFonts w:ascii="Aptos" w:eastAsiaTheme="minorEastAsia" w:hAnsi="Aptos" w:cstheme="minorHAnsi"/>
+          <w:rFonts w:ascii="Aptos" w:eastAsiaTheme="minorEastAsia" w:hAnsi="Aptos"/>
           <w:sz w:val="24"/>
           <w:szCs w:val="24"/>
         </w:rPr>
@@ -635,7 +494,31 @@
           <w:sz w:val="24"/>
           <w:szCs w:val="24"/>
         </w:rPr>
-        <w:t>Developmental Editor: Chris Drews</w:t>
+        <w:t xml:space="preserve">Senior </w:t>
+      </w:r>
+      <w:r>
+        <w:rPr>
+          <w:rFonts w:ascii="Aptos" w:eastAsia="Times New Roman" w:hAnsi="Aptos" w:cs="Calibri"/>
+          <w:sz w:val="24"/>
+          <w:szCs w:val="24"/>
+        </w:rPr>
+        <w:t>Developmental Editor: Chris</w:t>
+      </w:r>
+      <w:r>
+        <w:rPr>
+          <w:rFonts w:ascii="Aptos" w:eastAsia="Times New Roman" w:hAnsi="Aptos" w:cs="Calibri"/>
+          <w:sz w:val="24"/>
+          <w:szCs w:val="24"/>
+        </w:rPr>
+        <w:t>tine M.</w:t>
+      </w:r>
+      <w:r>
+        <w:rPr>
+          <w:rFonts w:ascii="Aptos" w:eastAsia="Times New Roman" w:hAnsi="Aptos" w:cs="Calibri"/>
+          <w:sz w:val="24"/>
+          <w:szCs w:val="24"/>
+        </w:rPr>
+        <w:t xml:space="preserve"> Drews</w:t>
       </w:r>
     </w:p>
     <w:p>
@@ -656,50 +539,37 @@
           <w:sz w:val="24"/>
           <w:szCs w:val="24"/>
         </w:rPr>
-        <w:t>Managing Editor: Anna Seaman</w:t>
-      </w:r>
-    </w:p>
-    <w:p>
-      <w:pPr>
-        <w:spacing w:after="0" w:line="240" w:lineRule="auto"/>
-        <w:rPr>
-          <w:rFonts w:ascii="Aptos" w:eastAsiaTheme="minorEastAsia" w:hAnsi="Aptos" w:cstheme="minorHAnsi"/>
-          <w:sz w:val="24"/>
-          <w:szCs w:val="24"/>
-        </w:rPr>
-      </w:pPr>
-      <w:commentRangeStart w:id="5"/>
-      <w:r>
-        <w:rPr>
-          <w:rFonts w:ascii="Aptos" w:eastAsiaTheme="minorEastAsia" w:hAnsi="Aptos" w:cstheme="minorHAnsi"/>
-          <w:sz w:val="24"/>
-          <w:szCs w:val="24"/>
-        </w:rPr>
-        <w:t>Copyeditor:</w:t>
-      </w:r>
-      <w:commentRangeEnd w:id="5"/>
-      <w:r>
-        <w:rPr>
-          <w:rStyle w:val="CommentReference"/>
-          <w:rFonts w:ascii="Aptos" w:eastAsiaTheme="minorEastAsia" w:hAnsi="Aptos" w:cstheme="minorHAnsi"/>
-          <w:sz w:val="24"/>
-          <w:szCs w:val="24"/>
-        </w:rPr>
-        <w:commentReference w:id="5"/>
-      </w:r>
-    </w:p>
-    <w:p>
-      <w:pPr>
-        <w:spacing w:after="0" w:line="240" w:lineRule="auto"/>
-        <w:rPr>
-          <w:rFonts w:ascii="Aptos" w:eastAsiaTheme="minorEastAsia" w:hAnsi="Aptos" w:cstheme="minorHAnsi"/>
-          <w:sz w:val="24"/>
-          <w:szCs w:val="24"/>
-        </w:rPr>
-      </w:pPr>
-      <w:r>
-        <w:rPr>
-          <w:rFonts w:ascii="Aptos" w:eastAsiaTheme="minorEastAsia" w:hAnsi="Aptos" w:cstheme="minorHAnsi"/>
+        <w:t xml:space="preserve">Managing Editor: Anna </w:t>
+      </w:r>
+      <w:r>
+        <w:rPr>
+          <w:rFonts w:ascii="Aptos" w:eastAsia="Times New Roman" w:hAnsi="Aptos" w:cs="Calibri"/>
+          <w:sz w:val="24"/>
+          <w:szCs w:val="24"/>
+        </w:rPr>
+        <w:t xml:space="preserve">Lan </w:t>
+      </w:r>
+      <w:r>
+        <w:rPr>
+          <w:rFonts w:ascii="Aptos" w:eastAsia="Times New Roman" w:hAnsi="Aptos" w:cs="Calibri"/>
+          <w:sz w:val="24"/>
+          <w:szCs w:val="24"/>
+        </w:rPr>
+        <w:t>Seaman</w:t>
+      </w:r>
+    </w:p>
+    <w:p>
+      <w:pPr>
+        <w:spacing w:after="0" w:line="240" w:lineRule="auto"/>
+        <w:rPr>
+          <w:rFonts w:ascii="Aptos" w:eastAsiaTheme="minorEastAsia" w:hAnsi="Aptos"/>
+          <w:sz w:val="24"/>
+          <w:szCs w:val="24"/>
+        </w:rPr>
+      </w:pPr>
+      <w:r>
+        <w:rPr>
+          <w:rFonts w:ascii="Aptos" w:eastAsiaTheme="minorEastAsia" w:hAnsi="Aptos"/>
           <w:sz w:val="24"/>
           <w:szCs w:val="24"/>
         </w:rPr>
@@ -707,7 +577,7 @@
       </w:r>
       <w:r>
         <w:rPr>
-          <w:rFonts w:ascii="Aptos" w:eastAsiaTheme="minorEastAsia" w:hAnsi="Aptos" w:cstheme="minorHAnsi"/>
+          <w:rFonts w:ascii="Aptos" w:eastAsiaTheme="minorEastAsia" w:hAnsi="Aptos"/>
           <w:sz w:val="24"/>
           <w:szCs w:val="24"/>
         </w:rPr>
@@ -715,96 +585,29 @@
       </w:r>
       <w:r>
         <w:rPr>
-          <w:rFonts w:ascii="Aptos" w:eastAsiaTheme="minorEastAsia" w:hAnsi="Aptos" w:cstheme="minorHAnsi"/>
-          <w:sz w:val="24"/>
-          <w:szCs w:val="24"/>
-        </w:rPr>
-        <w:t>sa Dillards</w:t>
-      </w:r>
-    </w:p>
-    <w:p>
-      <w:pPr>
-        <w:spacing w:after="0" w:line="240" w:lineRule="auto"/>
-        <w:rPr>
-          <w:rFonts w:ascii="Aptos" w:eastAsiaTheme="minorEastAsia" w:hAnsi="Aptos" w:cstheme="minorHAnsi"/>
-          <w:sz w:val="24"/>
-          <w:szCs w:val="24"/>
-        </w:rPr>
-      </w:pPr>
-      <w:r>
-        <w:rPr>
-          <w:rFonts w:ascii="Aptos" w:eastAsiaTheme="minorEastAsia" w:hAnsi="Aptos" w:cstheme="minorHAnsi"/>
-          <w:sz w:val="24"/>
-          <w:szCs w:val="24"/>
-        </w:rPr>
-        <w:t xml:space="preserve">Permissions Manager: </w:t>
-      </w:r>
-      <w:r>
-        <w:rPr>
-          <w:rFonts w:ascii="Aptos" w:eastAsiaTheme="minorEastAsia" w:hAnsi="Aptos" w:cstheme="minorHAnsi"/>
-          <w:sz w:val="24"/>
-          <w:szCs w:val="24"/>
-        </w:rPr>
-        <w:t xml:space="preserve">Laurel Mitchell </w:t>
-      </w:r>
-      <w:r>
-        <w:rPr>
-          <w:rFonts w:ascii="Aptos" w:eastAsiaTheme="minorEastAsia" w:hAnsi="Aptos" w:cstheme="minorHAnsi"/>
-          <w:sz w:val="24"/>
-          <w:szCs w:val="24"/>
-        </w:rPr>
-        <w:t>[</w:t>
-      </w:r>
-      <w:r>
-        <w:rPr>
-          <w:rFonts w:ascii="Aptos" w:eastAsiaTheme="minorEastAsia" w:hAnsi="Aptos" w:cstheme="minorHAnsi"/>
-          <w:sz w:val="24"/>
-          <w:szCs w:val="24"/>
-        </w:rPr>
-        <w:t>d</w:t>
-      </w:r>
-      <w:r>
-        <w:rPr>
-          <w:rFonts w:ascii="Aptos" w:eastAsiaTheme="minorEastAsia" w:hAnsi="Aptos" w:cstheme="minorHAnsi"/>
-          <w:sz w:val="24"/>
-          <w:szCs w:val="24"/>
-        </w:rPr>
-        <w:t xml:space="preserve">elete if no permissions in the </w:t>
-      </w:r>
-      <w:r>
-        <w:rPr>
-          <w:rFonts w:ascii="Aptos" w:eastAsiaTheme="minorEastAsia" w:hAnsi="Aptos" w:cstheme="minorHAnsi"/>
-          <w:sz w:val="24"/>
-          <w:szCs w:val="24"/>
-        </w:rPr>
-        <w:t>digital product</w:t>
-      </w:r>
-      <w:r>
-        <w:rPr>
-          <w:rFonts w:ascii="Aptos" w:eastAsiaTheme="minorEastAsia" w:hAnsi="Aptos" w:cstheme="minorHAnsi"/>
-          <w:sz w:val="24"/>
-          <w:szCs w:val="24"/>
-        </w:rPr>
-        <w:t>]</w:t>
-      </w:r>
-    </w:p>
-    <w:p>
-      <w:pPr>
-        <w:spacing w:after="0" w:line="240" w:lineRule="auto"/>
-        <w:rPr>
-          <w:rFonts w:ascii="Aptos" w:eastAsiaTheme="minorEastAsia" w:hAnsi="Aptos" w:cstheme="minorHAnsi"/>
-          <w:sz w:val="24"/>
-          <w:szCs w:val="24"/>
-        </w:rPr>
-      </w:pPr>
-      <w:bookmarkStart w:id="6" w:name="_Hlk82613451"/>
-      <w:r>
-        <w:rPr>
-          <w:rFonts w:ascii="Aptos" w:eastAsiaTheme="minorEastAsia" w:hAnsi="Aptos" w:cstheme="minorHAnsi"/>
-          <w:sz w:val="24"/>
-          <w:szCs w:val="24"/>
-        </w:rPr>
-        <w:lastRenderedPageBreak/>
+          <w:rFonts w:ascii="Aptos" w:eastAsiaTheme="minorEastAsia" w:hAnsi="Aptos"/>
+          <w:sz w:val="24"/>
+          <w:szCs w:val="24"/>
+        </w:rPr>
+        <w:t>sa Dillard</w:t>
+      </w:r>
+    </w:p>
+    <w:p>
+      <w:pPr>
+        <w:spacing w:after="0" w:line="240" w:lineRule="auto"/>
+        <w:rPr>
+          <w:rFonts w:ascii="Aptos" w:eastAsiaTheme="minorEastAsia" w:hAnsi="Aptos" w:cstheme="minorHAnsi"/>
+          <w:sz w:val="24"/>
+          <w:szCs w:val="24"/>
+        </w:rPr>
+      </w:pPr>
+      <w:bookmarkStart w:id="3" w:name="_Hlk82613451"/>
+      <w:r>
+        <w:rPr>
+          <w:rFonts w:ascii="Aptos" w:eastAsiaTheme="minorEastAsia" w:hAnsi="Aptos" w:cstheme="minorHAnsi"/>
+          <w:sz w:val="24"/>
+          <w:szCs w:val="24"/>
+        </w:rPr>
         <w:t xml:space="preserve">Learning Systems </w:t>
       </w:r>
       <w:r>
@@ -859,7 +662,7 @@
       </w:pPr>
       <w:r>
         <w:rPr>
-          <w:rFonts w:ascii="Aptos" w:eastAsiaTheme="minorEastAsia" w:hAnsi="Aptos" w:cstheme="minorHAnsi"/>
+          <w:rFonts w:ascii="Aptos" w:eastAsiaTheme="minorEastAsia" w:hAnsi="Aptos"/>
           <w:sz w:val="24"/>
           <w:szCs w:val="24"/>
         </w:rPr>
@@ -873,672 +676,7 @@
         </w:rPr>
         <w:t>Shawn R. Megenhardt</w:t>
       </w:r>
-    </w:p>
-    <w:p>
-      <w:pPr>
-        <w:spacing w:after="0" w:line="240" w:lineRule="auto"/>
-        <w:rPr>
-          <w:rFonts w:ascii="Aptos" w:eastAsiaTheme="minorEastAsia" w:hAnsi="Aptos" w:cstheme="minorHAnsi"/>
-          <w:sz w:val="24"/>
-          <w:szCs w:val="24"/>
-        </w:rPr>
-      </w:pPr>
-    </w:p>
-    <w:bookmarkEnd w:id="6"/>
-    <w:p>
-      <w:pPr>
-        <w:spacing w:after="0" w:line="240" w:lineRule="auto"/>
-        <w:rPr>
-          <w:rFonts w:ascii="Aptos" w:eastAsiaTheme="minorEastAsia" w:hAnsi="Aptos" w:cstheme="minorHAnsi"/>
-          <w:sz w:val="24"/>
-          <w:szCs w:val="24"/>
-        </w:rPr>
-      </w:pPr>
-      <w:commentRangeStart w:id="7"/>
-      <w:r>
-        <w:rPr>
-          <w:rFonts w:ascii="Aptos" w:eastAsiaTheme="minorEastAsia" w:hAnsi="Aptos" w:cstheme="minorHAnsi"/>
-          <w:sz w:val="24"/>
-          <w:szCs w:val="24"/>
-        </w:rPr>
-        <w:t xml:space="preserve">Graphic Designer: </w:t>
-      </w:r>
-      <w:r>
-        <w:rPr>
-          <w:rFonts w:ascii="Aptos" w:eastAsiaTheme="minorEastAsia" w:hAnsi="Aptos" w:cstheme="minorHAnsi"/>
-          <w:sz w:val="24"/>
-          <w:szCs w:val="24"/>
-        </w:rPr>
-        <w:t>[</w:t>
-      </w:r>
-      <w:r>
-        <w:rPr>
-          <w:rFonts w:ascii="Aptos" w:eastAsiaTheme="minorEastAsia" w:hAnsi="Aptos" w:cstheme="minorHAnsi"/>
-          <w:sz w:val="24"/>
-          <w:szCs w:val="24"/>
-        </w:rPr>
-        <w:t>f</w:t>
-      </w:r>
-      <w:r>
-        <w:rPr>
-          <w:rFonts w:ascii="Aptos" w:eastAsiaTheme="minorEastAsia" w:hAnsi="Aptos" w:cstheme="minorHAnsi"/>
-          <w:sz w:val="24"/>
-          <w:szCs w:val="24"/>
-        </w:rPr>
-        <w:t>or any content derived from the book’s design; probably rare]</w:t>
-      </w:r>
-    </w:p>
-    <w:p>
-      <w:pPr>
-        <w:spacing w:after="0" w:line="240" w:lineRule="auto"/>
-        <w:rPr>
-          <w:rFonts w:ascii="Aptos" w:eastAsiaTheme="minorEastAsia" w:hAnsi="Aptos" w:cstheme="minorHAnsi"/>
-          <w:sz w:val="24"/>
-          <w:szCs w:val="24"/>
-        </w:rPr>
-      </w:pPr>
-      <w:r>
-        <w:rPr>
-          <w:rFonts w:ascii="Aptos" w:eastAsiaTheme="minorEastAsia" w:hAnsi="Aptos" w:cstheme="minorHAnsi"/>
-          <w:sz w:val="24"/>
-          <w:szCs w:val="24"/>
-        </w:rPr>
-        <w:t>Photo Asset Manager:</w:t>
-      </w:r>
-      <w:r>
-        <w:rPr>
-          <w:rFonts w:ascii="Aptos" w:eastAsiaTheme="minorEastAsia" w:hAnsi="Aptos" w:cstheme="minorHAnsi"/>
-          <w:sz w:val="24"/>
-          <w:szCs w:val="24"/>
-        </w:rPr>
-        <w:t xml:space="preserve"> Laura Fitch </w:t>
-      </w:r>
-      <w:r>
-        <w:rPr>
-          <w:rFonts w:ascii="Aptos" w:eastAsiaTheme="minorEastAsia" w:hAnsi="Aptos" w:cstheme="minorHAnsi"/>
-          <w:sz w:val="24"/>
-          <w:szCs w:val="24"/>
-        </w:rPr>
-        <w:t xml:space="preserve">or Photo Manager: Taylor Canada </w:t>
-      </w:r>
-      <w:r>
-        <w:rPr>
-          <w:rFonts w:ascii="Aptos" w:eastAsiaTheme="minorEastAsia" w:hAnsi="Aptos" w:cstheme="minorHAnsi"/>
-          <w:sz w:val="24"/>
-          <w:szCs w:val="24"/>
-        </w:rPr>
-        <w:t>[delete if no HK</w:t>
-      </w:r>
-      <w:r>
-        <w:rPr>
-          <w:rFonts w:ascii="Aptos" w:eastAsiaTheme="minorEastAsia" w:hAnsi="Aptos" w:cstheme="minorHAnsi"/>
-          <w:i/>
-          <w:iCs/>
-          <w:sz w:val="24"/>
-          <w:szCs w:val="24"/>
-        </w:rPr>
-        <w:t>Propel</w:t>
-      </w:r>
-      <w:r>
-        <w:rPr>
-          <w:rFonts w:ascii="Aptos" w:eastAsiaTheme="minorEastAsia" w:hAnsi="Aptos" w:cstheme="minorHAnsi"/>
-          <w:sz w:val="24"/>
-          <w:szCs w:val="24"/>
-        </w:rPr>
-        <w:t xml:space="preserve"> Access photo search]</w:t>
-      </w:r>
-    </w:p>
-    <w:p>
-      <w:pPr>
-        <w:spacing w:after="0" w:line="240" w:lineRule="auto"/>
-        <w:rPr>
-          <w:rFonts w:ascii="Aptos" w:eastAsiaTheme="minorEastAsia" w:hAnsi="Aptos" w:cstheme="minorHAnsi"/>
-          <w:sz w:val="24"/>
-          <w:szCs w:val="24"/>
-        </w:rPr>
-      </w:pPr>
-      <w:r>
-        <w:rPr>
-          <w:rFonts w:ascii="Aptos" w:eastAsiaTheme="minorEastAsia" w:hAnsi="Aptos" w:cstheme="minorHAnsi"/>
-          <w:sz w:val="24"/>
-          <w:szCs w:val="24"/>
-        </w:rPr>
-        <w:t xml:space="preserve">Photo </w:t>
-      </w:r>
-      <w:r>
-        <w:rPr>
-          <w:rFonts w:ascii="Aptos" w:eastAsiaTheme="minorEastAsia" w:hAnsi="Aptos" w:cstheme="minorHAnsi"/>
-          <w:sz w:val="24"/>
-          <w:szCs w:val="24"/>
-        </w:rPr>
-        <w:t>Manager</w:t>
-      </w:r>
-      <w:r>
-        <w:rPr>
-          <w:rFonts w:ascii="Aptos" w:eastAsiaTheme="minorEastAsia" w:hAnsi="Aptos" w:cstheme="minorHAnsi"/>
-          <w:sz w:val="24"/>
-          <w:szCs w:val="24"/>
-        </w:rPr>
-        <w:t>:</w:t>
-      </w:r>
-      <w:r>
-        <w:rPr>
-          <w:rFonts w:ascii="Aptos" w:eastAsiaTheme="minorEastAsia" w:hAnsi="Aptos" w:cstheme="minorHAnsi"/>
-          <w:sz w:val="24"/>
-          <w:szCs w:val="24"/>
-        </w:rPr>
-        <w:t xml:space="preserve"> </w:t>
-      </w:r>
-      <w:r>
-        <w:rPr>
-          <w:rFonts w:ascii="Aptos" w:eastAsiaTheme="minorEastAsia" w:hAnsi="Aptos" w:cstheme="minorHAnsi"/>
-          <w:sz w:val="24"/>
-          <w:szCs w:val="24"/>
-        </w:rPr>
-        <w:t>Taylor Canada</w:t>
-      </w:r>
-      <w:r>
-        <w:rPr>
-          <w:rFonts w:ascii="Aptos" w:eastAsiaTheme="minorEastAsia" w:hAnsi="Aptos" w:cstheme="minorHAnsi"/>
-          <w:sz w:val="24"/>
-          <w:szCs w:val="24"/>
-        </w:rPr>
-        <w:t xml:space="preserve"> [delete if no HK</w:t>
-      </w:r>
-      <w:r>
-        <w:rPr>
-          <w:rFonts w:ascii="Aptos" w:eastAsiaTheme="minorEastAsia" w:hAnsi="Aptos" w:cstheme="minorHAnsi"/>
-          <w:i/>
-          <w:iCs/>
-          <w:sz w:val="24"/>
-          <w:szCs w:val="24"/>
-        </w:rPr>
-        <w:t>Propel</w:t>
-      </w:r>
-      <w:r>
-        <w:rPr>
-          <w:rFonts w:ascii="Aptos" w:eastAsiaTheme="minorEastAsia" w:hAnsi="Aptos" w:cstheme="minorHAnsi"/>
-          <w:sz w:val="24"/>
-          <w:szCs w:val="24"/>
-        </w:rPr>
-        <w:t xml:space="preserve"> Access photo shoot</w:t>
-      </w:r>
-      <w:r>
-        <w:rPr>
-          <w:rFonts w:ascii="Aptos" w:eastAsiaTheme="minorEastAsia" w:hAnsi="Aptos" w:cstheme="minorHAnsi"/>
-          <w:sz w:val="24"/>
-          <w:szCs w:val="24"/>
-        </w:rPr>
-        <w:t>; if HKPA had both a search and a shoot, list Taylor’s credit just once</w:t>
-      </w:r>
-      <w:r>
-        <w:rPr>
-          <w:rFonts w:ascii="Aptos" w:eastAsiaTheme="minorEastAsia" w:hAnsi="Aptos" w:cstheme="minorHAnsi"/>
-          <w:sz w:val="24"/>
-          <w:szCs w:val="24"/>
-        </w:rPr>
-        <w:t>]</w:t>
-      </w:r>
-    </w:p>
-    <w:p>
-      <w:pPr>
-        <w:spacing w:after="0" w:line="240" w:lineRule="auto"/>
-        <w:rPr>
-          <w:rFonts w:ascii="Aptos" w:eastAsiaTheme="minorEastAsia" w:hAnsi="Aptos" w:cstheme="minorHAnsi"/>
-          <w:sz w:val="24"/>
-          <w:szCs w:val="24"/>
-        </w:rPr>
-      </w:pPr>
-      <w:r>
-        <w:rPr>
-          <w:rFonts w:ascii="Aptos" w:eastAsiaTheme="minorEastAsia" w:hAnsi="Aptos" w:cstheme="minorHAnsi"/>
-          <w:sz w:val="24"/>
-          <w:szCs w:val="24"/>
-        </w:rPr>
-        <w:t>Photo Production Manager:</w:t>
-      </w:r>
-      <w:r>
-        <w:rPr>
-          <w:rFonts w:ascii="Aptos" w:eastAsiaTheme="minorEastAsia" w:hAnsi="Aptos" w:cstheme="minorHAnsi"/>
-          <w:sz w:val="24"/>
-          <w:szCs w:val="24"/>
-        </w:rPr>
-        <w:t xml:space="preserve"> Jason Allen [delete if no photos in the HK</w:t>
-      </w:r>
-      <w:r>
-        <w:rPr>
-          <w:rFonts w:ascii="Aptos" w:eastAsiaTheme="minorEastAsia" w:hAnsi="Aptos" w:cstheme="minorHAnsi"/>
-          <w:i/>
-          <w:iCs/>
-          <w:sz w:val="24"/>
-          <w:szCs w:val="24"/>
-        </w:rPr>
-        <w:t>Propel</w:t>
-      </w:r>
-      <w:r>
-        <w:rPr>
-          <w:rFonts w:ascii="Aptos" w:eastAsiaTheme="minorEastAsia" w:hAnsi="Aptos" w:cstheme="minorHAnsi"/>
-          <w:sz w:val="24"/>
-          <w:szCs w:val="24"/>
-        </w:rPr>
-        <w:t xml:space="preserve"> Access ancillary]</w:t>
-      </w:r>
-    </w:p>
-    <w:p>
-      <w:pPr>
-        <w:spacing w:after="0" w:line="240" w:lineRule="auto"/>
-        <w:rPr>
-          <w:rFonts w:ascii="Aptos" w:eastAsiaTheme="minorEastAsia" w:hAnsi="Aptos" w:cstheme="minorHAnsi"/>
-          <w:sz w:val="24"/>
-          <w:szCs w:val="24"/>
-        </w:rPr>
-      </w:pPr>
-      <w:r>
-        <w:rPr>
-          <w:rFonts w:ascii="Aptos" w:eastAsiaTheme="minorEastAsia" w:hAnsi="Aptos" w:cstheme="minorHAnsi"/>
-          <w:sz w:val="24"/>
-          <w:szCs w:val="24"/>
-        </w:rPr>
-        <w:t xml:space="preserve">Photographs: </w:t>
-      </w:r>
-    </w:p>
-    <w:p>
-      <w:pPr>
-        <w:spacing w:after="0" w:line="240" w:lineRule="auto"/>
-        <w:rPr>
-          <w:rFonts w:ascii="Aptos" w:eastAsiaTheme="minorEastAsia" w:hAnsi="Aptos" w:cstheme="minorHAnsi"/>
-          <w:sz w:val="24"/>
-          <w:szCs w:val="24"/>
-        </w:rPr>
-      </w:pPr>
-      <w:r>
-        <w:rPr>
-          <w:rFonts w:ascii="Aptos" w:eastAsiaTheme="minorEastAsia" w:hAnsi="Aptos" w:cstheme="minorHAnsi"/>
-          <w:sz w:val="24"/>
-          <w:szCs w:val="24"/>
-        </w:rPr>
-        <w:t xml:space="preserve">Senior </w:t>
-      </w:r>
-      <w:r>
-        <w:rPr>
-          <w:rFonts w:ascii="Aptos" w:eastAsiaTheme="minorEastAsia" w:hAnsi="Aptos" w:cstheme="minorHAnsi"/>
-          <w:sz w:val="24"/>
-          <w:szCs w:val="24"/>
-        </w:rPr>
-        <w:t>Art Manager:</w:t>
-      </w:r>
-      <w:r>
-        <w:rPr>
-          <w:rFonts w:ascii="Aptos" w:eastAsiaTheme="minorEastAsia" w:hAnsi="Aptos" w:cstheme="minorHAnsi"/>
-          <w:sz w:val="24"/>
-          <w:szCs w:val="24"/>
-        </w:rPr>
-        <w:t xml:space="preserve"> Kelly Hendren [delete if no art in the HK</w:t>
-      </w:r>
-      <w:r>
-        <w:rPr>
-          <w:rFonts w:ascii="Aptos" w:eastAsiaTheme="minorEastAsia" w:hAnsi="Aptos" w:cstheme="minorHAnsi"/>
-          <w:i/>
-          <w:iCs/>
-          <w:sz w:val="24"/>
-          <w:szCs w:val="24"/>
-        </w:rPr>
-        <w:t>Propel</w:t>
-      </w:r>
-      <w:r>
-        <w:rPr>
-          <w:rFonts w:ascii="Aptos" w:eastAsiaTheme="minorEastAsia" w:hAnsi="Aptos" w:cstheme="minorHAnsi"/>
-          <w:sz w:val="24"/>
-          <w:szCs w:val="24"/>
-        </w:rPr>
-        <w:t xml:space="preserve"> ancillary]</w:t>
-      </w:r>
-    </w:p>
-    <w:p>
-      <w:pPr>
-        <w:spacing w:after="0" w:line="240" w:lineRule="auto"/>
-        <w:rPr>
-          <w:rFonts w:ascii="Aptos" w:eastAsiaTheme="minorEastAsia" w:hAnsi="Aptos" w:cstheme="minorHAnsi"/>
-          <w:sz w:val="24"/>
-          <w:szCs w:val="24"/>
-        </w:rPr>
-      </w:pPr>
-      <w:r>
-        <w:rPr>
-          <w:rFonts w:ascii="Aptos" w:eastAsiaTheme="minorEastAsia" w:hAnsi="Aptos" w:cstheme="minorHAnsi"/>
-          <w:sz w:val="24"/>
-          <w:szCs w:val="24"/>
-        </w:rPr>
-        <w:t>Art Style Development:</w:t>
-      </w:r>
-      <w:r>
-        <w:rPr>
-          <w:rFonts w:ascii="Aptos" w:eastAsiaTheme="minorEastAsia" w:hAnsi="Aptos" w:cstheme="minorHAnsi"/>
-          <w:sz w:val="24"/>
-          <w:szCs w:val="24"/>
-        </w:rPr>
-        <w:t xml:space="preserve"> [on projects for which an art style sheet was created]</w:t>
-      </w:r>
-    </w:p>
-    <w:p>
-      <w:pPr>
-        <w:spacing w:after="0" w:line="240" w:lineRule="auto"/>
-        <w:rPr>
-          <w:rFonts w:ascii="Aptos" w:eastAsiaTheme="minorEastAsia" w:hAnsi="Aptos" w:cstheme="minorHAnsi"/>
-          <w:sz w:val="24"/>
-          <w:szCs w:val="24"/>
-        </w:rPr>
-      </w:pPr>
-      <w:r>
-        <w:rPr>
-          <w:rFonts w:ascii="Aptos" w:eastAsiaTheme="minorEastAsia" w:hAnsi="Aptos" w:cstheme="minorHAnsi"/>
-          <w:sz w:val="24"/>
-          <w:szCs w:val="24"/>
-        </w:rPr>
-        <w:t>Illustrations:</w:t>
-      </w:r>
-    </w:p>
-    <w:p>
-      <w:pPr>
-        <w:spacing w:after="0" w:line="240" w:lineRule="auto"/>
-        <w:rPr>
-          <w:rFonts w:ascii="Aptos" w:eastAsiaTheme="minorEastAsia" w:hAnsi="Aptos" w:cstheme="minorHAnsi"/>
-          <w:sz w:val="24"/>
-          <w:szCs w:val="24"/>
-        </w:rPr>
-      </w:pPr>
-      <w:r>
-        <w:rPr>
-          <w:rFonts w:ascii="Aptos" w:eastAsiaTheme="minorEastAsia" w:hAnsi="Aptos" w:cstheme="minorHAnsi"/>
-          <w:sz w:val="24"/>
-          <w:szCs w:val="24"/>
-        </w:rPr>
-        <w:t xml:space="preserve">[use </w:t>
-      </w:r>
-      <w:r>
-        <w:rPr>
-          <w:rFonts w:ascii="Aptos" w:eastAsiaTheme="minorEastAsia" w:hAnsi="Aptos" w:cstheme="minorHAnsi"/>
-          <w:sz w:val="24"/>
-          <w:szCs w:val="24"/>
-        </w:rPr>
-        <w:t xml:space="preserve">the following </w:t>
-      </w:r>
-      <w:r>
-        <w:rPr>
-          <w:rFonts w:ascii="Aptos" w:eastAsiaTheme="minorEastAsia" w:hAnsi="Aptos" w:cstheme="minorHAnsi"/>
-          <w:sz w:val="24"/>
-          <w:szCs w:val="24"/>
-        </w:rPr>
-        <w:t xml:space="preserve">if </w:t>
-      </w:r>
-      <w:r>
-        <w:rPr>
-          <w:rFonts w:ascii="Aptos" w:eastAsiaTheme="minorEastAsia" w:hAnsi="Aptos" w:cstheme="minorHAnsi"/>
-          <w:sz w:val="24"/>
-          <w:szCs w:val="24"/>
-        </w:rPr>
-        <w:t>there was an HK</w:t>
-      </w:r>
-      <w:r>
-        <w:rPr>
-          <w:rFonts w:ascii="Aptos" w:eastAsiaTheme="minorEastAsia" w:hAnsi="Aptos" w:cstheme="minorHAnsi"/>
-          <w:i/>
-          <w:iCs/>
-          <w:sz w:val="24"/>
-          <w:szCs w:val="24"/>
-        </w:rPr>
-        <w:t>Propel</w:t>
-      </w:r>
-      <w:r>
-        <w:rPr>
-          <w:rFonts w:ascii="Aptos" w:eastAsiaTheme="minorEastAsia" w:hAnsi="Aptos" w:cstheme="minorHAnsi"/>
-          <w:sz w:val="24"/>
-          <w:szCs w:val="24"/>
-        </w:rPr>
-        <w:t xml:space="preserve"> Access </w:t>
-      </w:r>
-      <w:r>
-        <w:rPr>
-          <w:rFonts w:ascii="Aptos" w:eastAsiaTheme="minorEastAsia" w:hAnsi="Aptos" w:cstheme="minorHAnsi"/>
-          <w:sz w:val="24"/>
-          <w:szCs w:val="24"/>
-        </w:rPr>
-        <w:t>video shoot; can combine these lines if appropriate for shoots that included photos and video]</w:t>
-      </w:r>
-    </w:p>
-    <w:p>
-      <w:pPr>
-        <w:spacing w:after="0" w:line="240" w:lineRule="auto"/>
-        <w:rPr>
-          <w:rFonts w:ascii="Aptos" w:eastAsiaTheme="minorEastAsia" w:hAnsi="Aptos" w:cstheme="minorHAnsi"/>
-          <w:sz w:val="24"/>
-          <w:szCs w:val="24"/>
-        </w:rPr>
-      </w:pPr>
-      <w:r>
-        <w:rPr>
-          <w:rFonts w:ascii="Aptos" w:eastAsiaTheme="minorEastAsia" w:hAnsi="Aptos" w:cstheme="minorHAnsi"/>
-          <w:sz w:val="24"/>
-          <w:szCs w:val="24"/>
-        </w:rPr>
-        <w:t>Video Production Specialist: [</w:t>
-      </w:r>
-      <w:r>
-        <w:rPr>
-          <w:rFonts w:ascii="Aptos" w:eastAsiaTheme="minorEastAsia" w:hAnsi="Aptos" w:cstheme="minorHAnsi"/>
-          <w:sz w:val="24"/>
-          <w:szCs w:val="24"/>
-        </w:rPr>
-        <w:t>Taylor Canada</w:t>
-      </w:r>
-      <w:r>
-        <w:rPr>
-          <w:rFonts w:ascii="Aptos" w:eastAsiaTheme="minorEastAsia" w:hAnsi="Aptos" w:cstheme="minorHAnsi"/>
-          <w:sz w:val="24"/>
-          <w:szCs w:val="24"/>
-        </w:rPr>
-        <w:t xml:space="preserve">, if an HK-run video shoot; if not an HK-run video shoot, delete this line; check with </w:t>
-      </w:r>
-      <w:r>
-        <w:rPr>
-          <w:rFonts w:ascii="Aptos" w:eastAsiaTheme="minorEastAsia" w:hAnsi="Aptos" w:cstheme="minorHAnsi"/>
-          <w:sz w:val="24"/>
-          <w:szCs w:val="24"/>
-        </w:rPr>
-        <w:t>Jim Bowling</w:t>
-      </w:r>
-      <w:r>
-        <w:rPr>
-          <w:rFonts w:ascii="Aptos" w:eastAsiaTheme="minorEastAsia" w:hAnsi="Aptos" w:cstheme="minorHAnsi"/>
-          <w:sz w:val="24"/>
-          <w:szCs w:val="24"/>
-        </w:rPr>
-        <w:t xml:space="preserve"> if unsure; can combine this]</w:t>
-      </w:r>
-    </w:p>
-    <w:p>
-      <w:pPr>
-        <w:spacing w:after="0" w:line="240" w:lineRule="auto"/>
-        <w:rPr>
-          <w:rFonts w:ascii="Aptos" w:eastAsiaTheme="minorEastAsia" w:hAnsi="Aptos" w:cstheme="minorHAnsi"/>
-          <w:sz w:val="24"/>
-          <w:szCs w:val="24"/>
-        </w:rPr>
-      </w:pPr>
-      <w:r>
-        <w:rPr>
-          <w:rFonts w:ascii="Aptos" w:eastAsiaTheme="minorEastAsia" w:hAnsi="Aptos" w:cstheme="minorHAnsi"/>
-          <w:sz w:val="24"/>
-          <w:szCs w:val="24"/>
-        </w:rPr>
-        <w:t xml:space="preserve">Video Director: [Gregg Henness or </w:t>
-      </w:r>
-      <w:r>
-        <w:rPr>
-          <w:rFonts w:ascii="Aptos" w:eastAsiaTheme="minorEastAsia" w:hAnsi="Aptos" w:cstheme="minorHAnsi"/>
-          <w:sz w:val="24"/>
-          <w:szCs w:val="24"/>
-        </w:rPr>
-        <w:t>Jim Bowling</w:t>
-      </w:r>
-      <w:r>
-        <w:rPr>
-          <w:rFonts w:ascii="Aptos" w:eastAsiaTheme="minorEastAsia" w:hAnsi="Aptos" w:cstheme="minorHAnsi"/>
-          <w:sz w:val="24"/>
-          <w:szCs w:val="24"/>
-        </w:rPr>
-        <w:t>]</w:t>
-      </w:r>
-    </w:p>
-    <w:p>
-      <w:pPr>
-        <w:spacing w:after="0" w:line="240" w:lineRule="auto"/>
-        <w:rPr>
-          <w:rFonts w:ascii="Aptos" w:eastAsiaTheme="minorEastAsia" w:hAnsi="Aptos" w:cstheme="minorHAnsi"/>
-          <w:sz w:val="24"/>
-          <w:szCs w:val="24"/>
-        </w:rPr>
-      </w:pPr>
-      <w:r>
-        <w:rPr>
-          <w:rFonts w:ascii="Aptos" w:eastAsiaTheme="minorEastAsia" w:hAnsi="Aptos" w:cstheme="minorHAnsi"/>
-          <w:sz w:val="24"/>
-          <w:szCs w:val="24"/>
-        </w:rPr>
-        <w:t>Camera Operator: [check with the video director to see if this line is needed]</w:t>
-      </w:r>
-    </w:p>
-    <w:p>
-      <w:pPr>
-        <w:spacing w:after="0" w:line="240" w:lineRule="auto"/>
-        <w:rPr>
-          <w:rFonts w:ascii="Aptos" w:eastAsiaTheme="minorEastAsia" w:hAnsi="Aptos" w:cstheme="minorHAnsi"/>
-          <w:sz w:val="24"/>
-          <w:szCs w:val="24"/>
-        </w:rPr>
-      </w:pPr>
-      <w:r>
-        <w:rPr>
-          <w:rFonts w:ascii="Aptos" w:eastAsiaTheme="minorEastAsia" w:hAnsi="Aptos" w:cstheme="minorHAnsi"/>
-          <w:sz w:val="24"/>
-          <w:szCs w:val="24"/>
-        </w:rPr>
-        <w:t>Video Editor: [</w:t>
-      </w:r>
-      <w:r>
-        <w:rPr>
-          <w:rFonts w:ascii="Aptos" w:eastAsiaTheme="minorEastAsia" w:hAnsi="Aptos" w:cstheme="minorHAnsi"/>
-          <w:sz w:val="24"/>
-          <w:szCs w:val="24"/>
-        </w:rPr>
-        <w:t>Stacy Osterbur</w:t>
-      </w:r>
-      <w:r>
-        <w:rPr>
-          <w:rFonts w:ascii="Aptos" w:eastAsiaTheme="minorEastAsia" w:hAnsi="Aptos" w:cstheme="minorHAnsi"/>
-          <w:sz w:val="24"/>
-          <w:szCs w:val="24"/>
-        </w:rPr>
-        <w:t xml:space="preserve"> or Gregg Henness]</w:t>
-      </w:r>
-    </w:p>
-    <w:p>
-      <w:pPr>
-        <w:spacing w:after="0" w:line="240" w:lineRule="auto"/>
-        <w:rPr>
-          <w:rFonts w:ascii="Aptos" w:eastAsiaTheme="minorEastAsia" w:hAnsi="Aptos" w:cstheme="minorHAnsi"/>
-          <w:sz w:val="24"/>
-          <w:szCs w:val="24"/>
-        </w:rPr>
-      </w:pPr>
-      <w:r>
-        <w:rPr>
-          <w:rFonts w:ascii="Aptos" w:eastAsiaTheme="minorEastAsia" w:hAnsi="Aptos" w:cstheme="minorHAnsi"/>
-          <w:sz w:val="24"/>
-          <w:szCs w:val="24"/>
-        </w:rPr>
-        <w:t>Video Models: [list all models’ names; check with the video director if you’re unsure; for HK-run video shoot only; do not list names of “talking heads”]</w:t>
-      </w:r>
-    </w:p>
-    <w:p>
-      <w:pPr>
-        <w:spacing w:after="0" w:line="240" w:lineRule="auto"/>
-        <w:rPr>
-          <w:rFonts w:ascii="Aptos" w:eastAsiaTheme="minorEastAsia" w:hAnsi="Aptos" w:cstheme="minorHAnsi"/>
-          <w:sz w:val="24"/>
-          <w:szCs w:val="24"/>
-        </w:rPr>
-      </w:pPr>
-    </w:p>
-    <w:p>
-      <w:pPr>
-        <w:spacing w:after="0" w:line="240" w:lineRule="auto"/>
-        <w:rPr>
-          <w:rFonts w:ascii="Aptos" w:eastAsiaTheme="minorEastAsia" w:hAnsi="Aptos" w:cstheme="minorHAnsi"/>
-          <w:sz w:val="24"/>
-          <w:szCs w:val="24"/>
-        </w:rPr>
-      </w:pPr>
-      <w:r>
-        <w:rPr>
-          <w:rFonts w:ascii="Aptos" w:eastAsiaTheme="minorEastAsia" w:hAnsi="Aptos" w:cstheme="minorHAnsi"/>
-          <w:sz w:val="24"/>
-          <w:szCs w:val="24"/>
-        </w:rPr>
-        <w:t>[</w:t>
-      </w:r>
-      <w:r>
-        <w:rPr>
-          <w:rFonts w:ascii="Aptos" w:eastAsiaTheme="minorEastAsia" w:hAnsi="Aptos" w:cstheme="minorHAnsi"/>
-          <w:sz w:val="24"/>
-          <w:szCs w:val="24"/>
-        </w:rPr>
-        <w:t>U</w:t>
-      </w:r>
-      <w:r>
-        <w:rPr>
-          <w:rFonts w:ascii="Aptos" w:eastAsiaTheme="minorEastAsia" w:hAnsi="Aptos" w:cstheme="minorHAnsi"/>
-          <w:sz w:val="24"/>
-          <w:szCs w:val="24"/>
-        </w:rPr>
-        <w:t>se if photo shoot</w:t>
-      </w:r>
-      <w:r>
-        <w:rPr>
-          <w:rFonts w:ascii="Aptos" w:eastAsiaTheme="minorEastAsia" w:hAnsi="Aptos" w:cstheme="minorHAnsi"/>
-          <w:sz w:val="24"/>
-          <w:szCs w:val="24"/>
-        </w:rPr>
-        <w:t>. You only need to fill this in for HK-run shoots at a non-HK location; otherwise you can omit this line.]</w:t>
-      </w:r>
-    </w:p>
-    <w:p>
-      <w:pPr>
-        <w:spacing w:after="0" w:line="240" w:lineRule="auto"/>
-        <w:rPr>
-          <w:rFonts w:ascii="Aptos" w:eastAsiaTheme="minorEastAsia" w:hAnsi="Aptos" w:cstheme="minorHAnsi"/>
-          <w:sz w:val="24"/>
-          <w:szCs w:val="24"/>
-        </w:rPr>
-      </w:pPr>
-      <w:r>
-        <w:rPr>
-          <w:rFonts w:ascii="Aptos" w:eastAsiaTheme="minorEastAsia" w:hAnsi="Aptos" w:cstheme="minorHAnsi"/>
-          <w:sz w:val="24"/>
-          <w:szCs w:val="24"/>
-        </w:rPr>
-        <w:t>We thank [facility name] in [city], [state], for assistance in providing the location for the photo shoot.</w:t>
-      </w:r>
-      <w:commentRangeEnd w:id="7"/>
-      <w:r>
-        <w:rPr>
-          <w:rStyle w:val="CommentReference"/>
-          <w:rFonts w:ascii="Aptos" w:eastAsiaTheme="minorEastAsia" w:hAnsi="Aptos" w:cstheme="minorHAnsi"/>
-          <w:sz w:val="24"/>
-          <w:szCs w:val="24"/>
-        </w:rPr>
-        <w:commentReference w:id="7"/>
-      </w:r>
+      <w:bookmarkEnd w:id="3"/>
     </w:p>
     <w:p>
       <w:pPr>
@@ -1619,7 +757,7 @@
         </w:rPr>
         <w:t xml:space="preserve">email us at </w:t>
       </w:r>
-      <w:hyperlink r:id="rId14" w:history="1">
+      <w:hyperlink r:id="rId10" w:history="1">
         <w:r>
           <w:rPr>
             <w:rStyle w:val="Hyperlink"/>
@@ -1699,7 +837,16 @@
           <w:sz w:val="24"/>
           <w:szCs w:val="24"/>
         </w:rPr>
-        <w:t>Your name, your HK</w:t>
+        <w:t xml:space="preserve">Your name, your </w:t>
+      </w:r>
+      <w:proofErr w:type="spellStart"/>
+      <w:r>
+        <w:rPr>
+          <w:rFonts w:ascii="Aptos" w:eastAsiaTheme="minorEastAsia" w:hAnsi="Aptos" w:cstheme="minorHAnsi"/>
+          <w:sz w:val="24"/>
+          <w:szCs w:val="24"/>
+        </w:rPr>
+        <w:t>HK</w:t>
       </w:r>
       <w:r>
         <w:rPr>
@@ -1711,6 +858,7 @@
         </w:rPr>
         <w:t>Propel</w:t>
       </w:r>
+      <w:proofErr w:type="spellEnd"/>
       <w:r>
         <w:rPr>
           <w:rFonts w:ascii="Aptos" w:eastAsiaTheme="minorEastAsia" w:hAnsi="Aptos" w:cstheme="minorHAnsi"/>
@@ -1740,7 +888,16 @@
           <w:sz w:val="24"/>
           <w:szCs w:val="24"/>
         </w:rPr>
-        <w:t>The type of hardware/device, operating system, and browser you are using to access HK</w:t>
+        <w:t xml:space="preserve">The type of hardware/device, operating system, and browser you are using to access </w:t>
+      </w:r>
+      <w:proofErr w:type="spellStart"/>
+      <w:r>
+        <w:rPr>
+          <w:rFonts w:ascii="Aptos" w:eastAsiaTheme="minorEastAsia" w:hAnsi="Aptos" w:cstheme="minorHAnsi"/>
+          <w:sz w:val="24"/>
+          <w:szCs w:val="24"/>
+        </w:rPr>
+        <w:t>HK</w:t>
       </w:r>
       <w:r>
         <w:rPr>
@@ -1752,6 +909,7 @@
         </w:rPr>
         <w:t>Propel</w:t>
       </w:r>
+      <w:proofErr w:type="spellEnd"/>
     </w:p>
     <w:p>
       <w:pPr>
@@ -1796,6 +954,7 @@
           <w:sz w:val="24"/>
           <w:szCs w:val="24"/>
         </w:rPr>
+        <w:lastRenderedPageBreak/>
         <w:t>A complete description of what happened and what you were doing when the error occurred or when the error message appeared</w:t>
       </w:r>
     </w:p>
@@ -1965,7 +1124,7 @@
         </w:rPr>
         <w:t xml:space="preserve"> </w:t>
       </w:r>
-      <w:hyperlink r:id="rId15" w:history="1">
+      <w:hyperlink r:id="rId11" w:history="1">
         <w:r>
           <w:rPr>
             <w:rStyle w:val="Hyperlink"/>
@@ -1996,7 +1155,7 @@
         </w:rPr>
         <w:t xml:space="preserve">Email: </w:t>
       </w:r>
-      <w:hyperlink r:id="rId16" w:history="1">
+      <w:hyperlink r:id="rId12" w:history="1">
         <w:r>
           <w:rPr>
             <w:rStyle w:val="Hyperlink"/>
@@ -2062,102 +1221,6 @@
     </w:sectPr>
   </w:body>
 </w:document>
-</file>
-
-<file path=word/comments.xml><?xml version="1.0" encoding="utf-8"?>
-<w:comments xmlns:wpc="http://schemas.microsoft.com/office/word/2010/wordprocessingCanvas" xmlns:cx="http://schemas.microsoft.com/office/drawing/2014/chartex" xmlns:cx1="http://schemas.microsoft.com/office/drawing/2015/9/8/chartex" xmlns:cx2="http://schemas.microsoft.com/office/drawing/2015/10/21/chartex" xmlns:cx3="http://schemas.microsoft.com/office/drawing/2016/5/9/chartex" xmlns:cx4="http://schemas.microsoft.com/office/drawing/2016/5/10/chartex" xmlns:cx5="http://schemas.microsoft.com/office/drawing/2016/5/11/chartex" xmlns:cx6="http://schemas.microsoft.com/office/drawing/2016/5/12/chartex" xmlns:cx7="http://schemas.microsoft.com/office/drawing/2016/5/13/chartex" xmlns:cx8="http://schemas.microsoft.com/office/drawing/2016/5/14/chartex" xmlns:mc="http://schemas.openxmlformats.org/markup-compatibility/2006" xmlns:aink="http://schemas.microsoft.com/office/drawing/2016/ink" xmlns:am3d="http://schemas.microsoft.com/office/drawing/2017/model3d" xmlns:o="urn:schemas-microsoft-com:office:office" xmlns:oel="http://schemas.microsoft.com/office/2019/extlst" xmlns:r="http://schemas.openxmlformats.org/officeDocument/2006/relationships" xmlns:m="http://schemas.openxmlformats.org/officeDocument/2006/math" xmlns:v="urn:schemas-microsoft-com:vml" xmlns:wp14="http://schemas.microsoft.com/office/word/2010/wordprocessingDrawing" xmlns:wp="http://schemas.openxmlformats.org/drawingml/2006/wordprocessingDrawing" xmlns:w10="urn:schemas-microsoft-com:office:word" xmlns:w="http://schemas.openxmlformats.org/wordprocessingml/2006/main" xmlns:w14="http://schemas.microsoft.com/office/word/2010/wordml" xmlns:w15="http://schemas.microsoft.com/office/word/2012/wordml" xmlns:w16cex="http://schemas.microsoft.com/office/word/2018/wordml/cex" xmlns:w16cid="http://schemas.microsoft.com/office/word/2016/wordml/cid" xmlns:w16="http://schemas.microsoft.com/office/word/2018/wordml" xmlns:w16du="http://schemas.microsoft.com/office/word/2023/wordml/word16du" xmlns:w16sdtdh="http://schemas.microsoft.com/office/word/2020/wordml/sdtdatahash" xmlns:w16sdtfl="http://schemas.microsoft.com/office/word/2024/wordml/sdtformatlock" xmlns:w16se="http://schemas.microsoft.com/office/word/2015/wordml/symex" xmlns:wpg="http://schemas.microsoft.com/office/word/2010/wordprocessingGroup" xmlns:wpi="http://schemas.microsoft.com/office/word/2010/wordprocessingInk" xmlns:wne="http://schemas.microsoft.com/office/word/2006/wordml" xmlns:wps="http://schemas.microsoft.com/office/word/2010/wordprocessingShape" mc:Ignorable="w14 w15 w16se w16cid w16 w16cex w16sdtdh w16sdtfl w16du wp14">
-  <w:comment w:id="1" w:author="Claire Copa" w:date="2026-09-21T13:31:00Z" w:initials="CC">
-    <w:p>
-      <w:pPr>
-        <w:pStyle w:val="CommentText"/>
-      </w:pPr>
-      <w:r>
-        <w:rPr>
-          <w:rStyle w:val="CommentReference"/>
-        </w:rPr>
-        <w:annotationRef/>
-      </w:r>
-      <w:r>
-        <w:t>Not sure</w:t>
-      </w:r>
-    </w:p>
-  </w:comment>
-  <w:comment w:id="4" w:author="Claire Copa" w:date="2026-09-21T13:34:00Z" w:initials="CC">
-    <w:p>
-      <w:pPr>
-        <w:pStyle w:val="CommentText"/>
-      </w:pPr>
-      <w:r>
-        <w:rPr>
-          <w:rStyle w:val="CommentReference"/>
-        </w:rPr>
-        <w:annotationRef/>
-      </w:r>
-      <w:r>
-        <w:t>Not sure</w:t>
-      </w:r>
-    </w:p>
-  </w:comment>
-  <w:comment w:id="5" w:author="Claire Copa" w:date="2026-09-21T13:33:00Z" w:initials="CC">
-    <w:p>
-      <w:pPr>
-        <w:pStyle w:val="CommentText"/>
-      </w:pPr>
-      <w:r>
-        <w:rPr>
-          <w:rStyle w:val="CommentReference"/>
-        </w:rPr>
-        <w:annotationRef/>
-      </w:r>
-      <w:r>
-        <w:t>Not sure</w:t>
-      </w:r>
-    </w:p>
-  </w:comment>
-  <w:comment w:id="7" w:author="Claire Copa" w:date="2026-09-21T13:33:00Z" w:initials="CC">
-    <w:p>
-      <w:pPr>
-        <w:pStyle w:val="CommentText"/>
-      </w:pPr>
-      <w:r>
-        <w:rPr>
-          <w:rStyle w:val="CommentReference"/>
-        </w:rPr>
-        <w:annotationRef/>
-      </w:r>
-      <w:r>
-        <w:t>Not sure</w:t>
-      </w:r>
-    </w:p>
-  </w:comment>
-</w:comments>
-</file>
-
-<file path=word/commentsExtended.xml><?xml version="1.0" encoding="utf-8"?>
-<w15:commentsEx xmlns:wpc="http://schemas.microsoft.com/office/word/2010/wordprocessingCanvas" xmlns:cx="http://schemas.microsoft.com/office/drawing/2014/chartex" xmlns:cx1="http://schemas.microsoft.com/office/drawing/2015/9/8/chartex" xmlns:cx2="http://schemas.microsoft.com/office/drawing/2015/10/21/chartex" xmlns:cx3="http://schemas.microsoft.com/office/drawing/2016/5/9/chartex" xmlns:cx4="http://schemas.microsoft.com/office/drawing/2016/5/10/chartex" xmlns:cx5="http://schemas.microsoft.com/office/drawing/2016/5/11/chartex" xmlns:cx6="http://schemas.microsoft.com/office/drawing/2016/5/12/chartex" xmlns:cx7="http://schemas.microsoft.com/office/drawing/2016/5/13/chartex" xmlns:cx8="http://schemas.microsoft.com/office/drawing/2016/5/14/chartex" xmlns:mc="http://schemas.openxmlformats.org/markup-compatibility/2006" xmlns:aink="http://schemas.microsoft.com/office/drawing/2016/ink" xmlns:am3d="http://schemas.microsoft.com/office/drawing/2017/model3d" xmlns:o="urn:schemas-microsoft-com:office:office" xmlns:oel="http://schemas.microsoft.com/office/2019/extlst" xmlns:r="http://schemas.openxmlformats.org/officeDocument/2006/relationships" xmlns:m="http://schemas.openxmlformats.org/officeDocument/2006/math" xmlns:v="urn:schemas-microsoft-com:vml" xmlns:wp14="http://schemas.microsoft.com/office/word/2010/wordprocessingDrawing" xmlns:wp="http://schemas.openxmlformats.org/drawingml/2006/wordprocessingDrawing" xmlns:w10="urn:schemas-microsoft-com:office:word" xmlns:w="http://schemas.openxmlformats.org/wordprocessingml/2006/main" xmlns:w14="http://schemas.microsoft.com/office/word/2010/wordml" xmlns:w15="http://schemas.microsoft.com/office/word/2012/wordml" xmlns:w16cex="http://schemas.microsoft.com/office/word/2018/wordml/cex" xmlns:w16cid="http://schemas.microsoft.com/office/word/2016/wordml/cid" xmlns:w16="http://schemas.microsoft.com/office/word/2018/wordml" xmlns:w16du="http://schemas.microsoft.com/office/word/2023/wordml/word16du" xmlns:w16sdtdh="http://schemas.microsoft.com/office/word/2020/wordml/sdtdatahash" xmlns:w16sdtfl="http://schemas.microsoft.com/office/word/2024/wordml/sdtformatlock" xmlns:w16se="http://schemas.microsoft.com/office/word/2015/wordml/symex" xmlns:wpg="http://schemas.microsoft.com/office/word/2010/wordprocessingGroup" xmlns:wpi="http://schemas.microsoft.com/office/word/2010/wordprocessingInk" xmlns:wne="http://schemas.microsoft.com/office/word/2006/wordml" xmlns:wps="http://schemas.microsoft.com/office/word/2010/wordprocessingShape" mc:Ignorable="w14 w15 w16se w16cid w16 w16cex w16sdtdh w16sdtfl w16du wp14">
-  <w15:commentEx w15:paraId="75A47121" w15:done="0"/>
-  <w15:commentEx w15:paraId="186A61E4" w15:done="0"/>
-  <w15:commentEx w15:paraId="3C50ABC6" w15:done="0"/>
-  <w15:commentEx w15:paraId="442CAAFC" w15:done="0"/>
-</w15:commentsEx>
-</file>
-
-<file path=word/commentsExtensible.xml><?xml version="1.0" encoding="utf-8"?>
-<w16cex:commentsExtensible xmlns:wpc="http://schemas.microsoft.com/office/word/2010/wordprocessingCanvas" xmlns:cx="http://schemas.microsoft.com/office/drawing/2014/chartex" xmlns:cx1="http://schemas.microsoft.com/office/drawing/2015/9/8/chartex" xmlns:cx2="http://schemas.microsoft.com/office/drawing/2015/10/21/chartex" xmlns:cx3="http://schemas.microsoft.com/office/drawing/2016/5/9/chartex" xmlns:cx4="http://schemas.microsoft.com/office/drawing/2016/5/10/chartex" xmlns:cx5="http://schemas.microsoft.com/office/drawing/2016/5/11/chartex" xmlns:cx6="http://schemas.microsoft.com/office/drawing/2016/5/12/chartex" xmlns:cx7="http://schemas.microsoft.com/office/drawing/2016/5/13/chartex" xmlns:cx8="http://schemas.microsoft.com/office/drawing/2016/5/14/chartex" xmlns:cr="http://schemas.microsoft.com/office/comments/2020/reactions" xmlns:mc="http://schemas.openxmlformats.org/markup-compatibility/2006" xmlns:aink="http://schemas.microsoft.com/office/drawing/2016/ink" xmlns:am3d="http://schemas.microsoft.com/office/drawing/2017/model3d" xmlns:o="urn:schemas-microsoft-com:office:office" xmlns:oel="http://schemas.microsoft.com/office/2019/extlst" xmlns:r="http://schemas.openxmlformats.org/officeDocument/2006/relationships" xmlns:m="http://schemas.openxmlformats.org/officeDocument/2006/math" xmlns:v="urn:schemas-microsoft-com:vml" xmlns:wp14="http://schemas.microsoft.com/office/word/2010/wordprocessingDrawing" xmlns:wp="http://schemas.openxmlformats.org/drawingml/2006/wordprocessingDrawing" xmlns:w10="urn:schemas-microsoft-com:office:word" xmlns:w="http://schemas.openxmlformats.org/wordprocessingml/2006/main" xmlns:w14="http://schemas.microsoft.com/office/word/2010/wordml" xmlns:w15="http://schemas.microsoft.com/office/word/2012/wordml" xmlns:w16cex="http://schemas.microsoft.com/office/word/2018/wordml/cex" xmlns:w16cid="http://schemas.microsoft.com/office/word/2016/wordml/cid" xmlns:w16="http://schemas.microsoft.com/office/word/2018/wordml" xmlns:w16du="http://schemas.microsoft.com/office/word/2023/wordml/word16du" xmlns:w16sdtdh="http://schemas.microsoft.com/office/word/2020/wordml/sdtdatahash" xmlns:w16sdtfl="http://schemas.microsoft.com/office/word/2024/wordml/sdtformatlock" xmlns:w16se="http://schemas.microsoft.com/office/word/2015/wordml/symex" xmlns:wpg="http://schemas.microsoft.com/office/word/2010/wordprocessingGroup" xmlns:wpi="http://schemas.microsoft.com/office/word/2010/wordprocessingInk" xmlns:wne="http://schemas.microsoft.com/office/word/2006/wordml" xmlns:wps="http://schemas.microsoft.com/office/word/2010/wordprocessingShape" mc:Ignorable="w14 w15 w16se w16cid w16 w16cex w16sdtdh w16sdtfl cr w16du wp14">
-  <w16cex:commentExtensible w16cex:durableId="4BA10D0C" w16cex:dateUtc="2026-09-21T17:31:00Z"/>
-  <w16cex:commentExtensible w16cex:durableId="273D4EAA" w16cex:dateUtc="2026-09-21T17:34:00Z"/>
-  <w16cex:commentExtensible w16cex:durableId="2521424D" w16cex:dateUtc="2026-09-21T17:33:00Z"/>
-  <w16cex:commentExtensible w16cex:durableId="1A713D7D" w16cex:dateUtc="2026-09-21T17:33:00Z"/>
-</w16cex:commentsExtensible>
-</file>
-
-<file path=word/commentsIds.xml><?xml version="1.0" encoding="utf-8"?>
-<w16cid:commentsIds xmlns:wpc="http://schemas.microsoft.com/office/word/2010/wordprocessingCanvas" xmlns:cx="http://schemas.microsoft.com/office/drawing/2014/chartex" xmlns:cx1="http://schemas.microsoft.com/office/drawing/2015/9/8/chartex" xmlns:cx2="http://schemas.microsoft.com/office/drawing/2015/10/21/chartex" xmlns:cx3="http://schemas.microsoft.com/office/drawing/2016/5/9/chartex" xmlns:cx4="http://schemas.microsoft.com/office/drawing/2016/5/10/chartex" xmlns:cx5="http://schemas.microsoft.com/office/drawing/2016/5/11/chartex" xmlns:cx6="http://schemas.microsoft.com/office/drawing/2016/5/12/chartex" xmlns:cx7="http://schemas.microsoft.com/office/drawing/2016/5/13/chartex" xmlns:cx8="http://schemas.microsoft.com/office/drawing/2016/5/14/chartex" xmlns:mc="http://schemas.openxmlformats.org/markup-compatibility/2006" xmlns:aink="http://schemas.microsoft.com/office/drawing/2016/ink" xmlns:am3d="http://schemas.microsoft.com/office/drawing/2017/model3d" xmlns:o="urn:schemas-microsoft-com:office:office" xmlns:oel="http://schemas.microsoft.com/office/2019/extlst" xmlns:r="http://schemas.openxmlformats.org/officeDocument/2006/relationships" xmlns:m="http://schemas.openxmlformats.org/officeDocument/2006/math" xmlns:v="urn:schemas-microsoft-com:vml" xmlns:wp14="http://schemas.microsoft.com/office/word/2010/wordprocessingDrawing" xmlns:wp="http://schemas.openxmlformats.org/drawingml/2006/wordprocessingDrawing" xmlns:w10="urn:schemas-microsoft-com:office:word" xmlns:w="http://schemas.openxmlformats.org/wordprocessingml/2006/main" xmlns:w14="http://schemas.microsoft.com/office/word/2010/wordml" xmlns:w15="http://schemas.microsoft.com/office/word/2012/wordml" xmlns:w16cex="http://schemas.microsoft.com/office/word/2018/wordml/cex" xmlns:w16cid="http://schemas.microsoft.com/office/word/2016/wordml/cid" xmlns:w16="http://schemas.microsoft.com/office/word/2018/wordml" xmlns:w16du="http://schemas.microsoft.com/office/word/2023/wordml/word16du" xmlns:w16sdtdh="http://schemas.microsoft.com/office/word/2020/wordml/sdtdatahash" xmlns:w16sdtfl="http://schemas.microsoft.com/office/word/2024/wordml/sdtformatlock" xmlns:w16se="http://schemas.microsoft.com/office/word/2015/wordml/symex" xmlns:wpg="http://schemas.microsoft.com/office/word/2010/wordprocessingGroup" xmlns:wpi="http://schemas.microsoft.com/office/word/2010/wordprocessingInk" xmlns:wne="http://schemas.microsoft.com/office/word/2006/wordml" xmlns:wps="http://schemas.microsoft.com/office/word/2010/wordprocessingShape" mc:Ignorable="w14 w15 w16se w16cid w16 w16cex w16sdtdh w16sdtfl w16du wp14">
-  <w16cid:commentId w16cid:paraId="75A47121" w16cid:durableId="4BA10D0C"/>
-  <w16cid:commentId w16cid:paraId="186A61E4" w16cid:durableId="273D4EAA"/>
-  <w16cid:commentId w16cid:paraId="3C50ABC6" w16cid:durableId="2521424D"/>
-  <w16cid:commentId w16cid:paraId="442CAAFC" w16cid:durableId="1A713D7D"/>
-</w16cid:commentsIds>
 </file>
 
 <file path=word/numbering.xml><?xml version="1.0" encoding="utf-8"?>
@@ -2315,14 +1378,6 @@
     <w:abstractNumId w:val="0"/>
   </w:num>
 </w:numbering>
-</file>
-
-<file path=word/people.xml><?xml version="1.0" encoding="utf-8"?>
-<w15:people xmlns:wpc="http://schemas.microsoft.com/office/word/2010/wordprocessingCanvas" xmlns:cx="http://schemas.microsoft.com/office/drawing/2014/chartex" xmlns:cx1="http://schemas.microsoft.com/office/drawing/2015/9/8/chartex" xmlns:cx2="http://schemas.microsoft.com/office/drawing/2015/10/21/chartex" xmlns:cx3="http://schemas.microsoft.com/office/drawing/2016/5/9/chartex" xmlns:cx4="http://schemas.microsoft.com/office/drawing/2016/5/10/chartex" xmlns:cx5="http://schemas.microsoft.com/office/drawing/2016/5/11/chartex" xmlns:cx6="http://schemas.microsoft.com/office/drawing/2016/5/12/chartex" xmlns:cx7="http://schemas.microsoft.com/office/drawing/2016/5/13/chartex" xmlns:cx8="http://schemas.microsoft.com/office/drawing/2016/5/14/chartex" xmlns:mc="http://schemas.openxmlformats.org/markup-compatibility/2006" xmlns:aink="http://schemas.microsoft.com/office/drawing/2016/ink" xmlns:am3d="http://schemas.microsoft.com/office/drawing/2017/model3d" xmlns:o="urn:schemas-microsoft-com:office:office" xmlns:oel="http://schemas.microsoft.com/office/2019/extlst" xmlns:r="http://schemas.openxmlformats.org/officeDocument/2006/relationships" xmlns:m="http://schemas.openxmlformats.org/officeDocument/2006/math" xmlns:v="urn:schemas-microsoft-com:vml" xmlns:wp14="http://schemas.microsoft.com/office/word/2010/wordprocessingDrawing" xmlns:wp="http://schemas.openxmlformats.org/drawingml/2006/wordprocessingDrawing" xmlns:w10="urn:schemas-microsoft-com:office:word" xmlns:w="http://schemas.openxmlformats.org/wordprocessingml/2006/main" xmlns:w14="http://schemas.microsoft.com/office/word/2010/wordml" xmlns:w15="http://schemas.microsoft.com/office/word/2012/wordml" xmlns:w16cex="http://schemas.microsoft.com/office/word/2018/wordml/cex" xmlns:w16cid="http://schemas.microsoft.com/office/word/2016/wordml/cid" xmlns:w16="http://schemas.microsoft.com/office/word/2018/wordml" xmlns:w16du="http://schemas.microsoft.com/office/word/2023/wordml/word16du" xmlns:w16sdtdh="http://schemas.microsoft.com/office/word/2020/wordml/sdtdatahash" xmlns:w16sdtfl="http://schemas.microsoft.com/office/word/2024/wordml/sdtformatlock" xmlns:w16se="http://schemas.microsoft.com/office/word/2015/wordml/symex" xmlns:wpg="http://schemas.microsoft.com/office/word/2010/wordprocessingGroup" xmlns:wpi="http://schemas.microsoft.com/office/word/2010/wordprocessingInk" xmlns:wne="http://schemas.microsoft.com/office/word/2006/wordml" xmlns:wps="http://schemas.microsoft.com/office/word/2010/wordprocessingShape" mc:Ignorable="w14 w15 w16se w16cid w16 w16cex w16sdtdh w16sdtfl w16du wp14">
-  <w15:person w15:author="Claire Copa">
-    <w15:presenceInfo w15:providerId="AD" w15:userId="S::clairec@hkusa.com::2ab16b6c-6ed8-415c-83b9-f054f5a63012"/>
-  </w15:person>
-</w15:people>
 </file>
 
 <file path=word/styles.xml><?xml version="1.0" encoding="utf-8"?>
